--- a/tai-lieu-noi-bo/moscow/jewish-museum-tolerance-center.docx
+++ b/tai-lieu-noi-bo/moscow/jewish-museum-tolerance-center.docx
@@ -96,6 +96,22 @@
       </w:pPr>
       <w:r>
         <w:t>Ga tàu điện ngầm gần nhất: «Marina Roshcha» (tuyến số 10); mở cửa Chủ nhật–thứ Năm và sáng thứ Sáu, đóng cửa thứ Bảy (Sabbath) và các ngày lễ Do Thái.</w:t>
+      </w:r>
+    </w:p>
+    <w:p>
+      <w:pPr>
+        <w:pStyle w:val="ListBullet"/>
+      </w:pPr>
+      <w:r>
+        <w:t>Trưng bày thường trực (do Ralph Appelbaum Associates thiết kế) chia ~12–13 khu theo dòng thời gian: rạp phim 4D «Начало», khu shtetl trung tâm, quán cà phê Fanconi (Odessa), khu Holocaust &amp; Thế chiến II lớn nhất, tới «Đời sống Do Thái» đương đại.</w:t>
+      </w:r>
+    </w:p>
+    <w:p>
+      <w:pPr>
+        <w:pStyle w:val="ListBullet"/>
+      </w:pPr>
+      <w:r>
+        <w:t>Hiện vật ngôi sao gắn với người thật: xe tăng T-34 (giám đốc nhà máy Isaak Zaltsman là người Do Thái) và máy bay gỗ Po-2 (gắn với Polina Gelman — nữ Anh hùng Liên Xô người Do Thái duy nhất), cùng tranh Marc Chagall.</w:t>
       </w:r>
     </w:p>
     <w:p>
@@ -383,6 +399,167 @@
       </w:pPr>
       <w:r>
         <w:t>Bên ngoài phần trưng bày chính, du khách không nên bỏ qua ba không gian đặc sắc khác của tổ hợp. Trung tâm Khoan dung là một sàn hoạt động độc lập, được trang bị khoảng 60 chiếc iPad để khách trả lời các câu hỏi về sự bao dung rồi so sánh câu trả lời của mình với người khác. Thư viện Schneerson lưu giữ bộ sưu tập sách và bản thảo Do Thái quý giá, mở cửa cho công chúng. Còn Trung tâm Nghệ thuật Tiên phong trên gác lửng lại là thiên đường cho những ai say mê nghệ thuật Nga những năm 1910–1930, với các buổi trò chuyện, chiếu phim và một thư viện mở.</w:t>
+      </w:r>
+    </w:p>
+    <w:p>
+      <w:pPr>
+        <w:pStyle w:val="Heading1"/>
+      </w:pPr>
+      <w:r>
+        <w:rPr>
+          <w:color w:val="152C4E"/>
+        </w:rPr>
+        <w:t>Đi hết trưng bày thường trực — từng khu một</w:t>
+      </w:r>
+    </w:p>
+    <w:p>
+      <w:pPr>
+        <w:jc w:val="both"/>
+      </w:pPr>
+      <w:r>
+        <w:t>Trưng bày thường trực do hãng thiết kế bảo tàng danh tiếng Ralph Appelbaum Associates (Mỹ) dàn dựng, chia thành khoảng mười hai tới mười ba khu nối tiếp theo dòng thời gian. Khách không 'xem hiện vật' mà 'đi qua lịch sử' như xem một bộ phim, với khu shtetl ở trung tâm và một 'dải thời gian' chạy quanh chu vi đối chiếu sự kiện Do Thái với lịch sử Nga và thế giới. Hiểu trình tự này giúp hướng dẫn viên dẫn đoàn mạch lạc thay vì lạc trong biển màn hình.</w:t>
+      </w:r>
+    </w:p>
+    <w:p>
+      <w:pPr>
+        <w:jc w:val="both"/>
+      </w:pPr>
+      <w:r>
+        <w:t>Hành trình mở màn ở rạp phim hình tròn «Начало» (Nha-tra-lô — «Khởi nguyên») với bộ phim 4D «Истоки» («Nguồn cội») dài chừng mười phút, kể từ thuở Sáng thế tới cuộc Xuất hành, kèm hiệu ứng nước Biển Đỏ rẽ đôi và gió sa mạc; có cả trải nghiệm thực tế ảo 360° tái hiện Đền Thờ Thứ hai ở Jerusalem. Tiếp đó là khu «Di cư» (trải nghiệm tiếng Yiddish tương tác) và khu «Do Thái giáo» trưng bày các vật phẩm nghi lễ linh thiêng — một trong số ít khu có hiện vật thật theo lối truyền thống.</w:t>
+      </w:r>
+    </w:p>
+    <w:p>
+      <w:pPr>
+        <w:jc w:val="both"/>
+      </w:pPr>
+      <w:r>
+        <w:t>Trái tim của trưng bày là khu Shtetl — tái dựng một thị trấn Do Thái ở «Vùng định cư» (Pale of Settlement) hồi thế kỷ 19: khu chợ, những ngôi nhà gỗ, quán xá, không khí ngày Sabbath và một giáo đường. Đây là nơi khách nên nán lại lâu nhất để cảm nhận nếp sống cộng đồng trước thời hiện đại. Cách kể: hãy ví shtetl như 'một ngôi làng trong ký ức', nơi mọi câu chuyện lớn về sau đều bắt nguồn.</w:t>
+      </w:r>
+    </w:p>
+    <w:p>
+      <w:pPr>
+        <w:jc w:val="both"/>
+      </w:pPr>
+      <w:r>
+        <w:t>Bước sang thời cận đại là khu «Thành phố» (Đế chế Nga) với điểm nhấn là quán cà phê Fanconi (Fankoni) trứ danh ở Odessa được dựng lại, kèm những chiếc bàn cảm ứng nơi khách như 'ngồi trò chuyện' với các nhân vật của thời đại. Kế đó là khu «Chiến tranh và Cách mạng» trưng bày tranh của danh hoạ Marc Chagall (Sa-gan) cùng tư liệu báo chí, rồi khu «Liên Xô» với chiếc bàn ngôi sao tương tác cho tra cứu tiểu sử các gương mặt Do Thái nổi bật.</w:t>
+      </w:r>
+    </w:p>
+    <w:p>
+      <w:pPr>
+        <w:jc w:val="both"/>
+      </w:pPr>
+      <w:r>
+        <w:t>Khu lớn nhất và trang nghiêm nhất dành cho Thế chiến II và Holocaust: một màn hình panorama lớn nhất bảo tàng, chiếc xe tăng huyền thoại T-34 và một chiếc máy bay gỗ Po-2 (U-2) được trưng bày ngay trong không gian, cùng bài thơ «Babi Yar» vang lên qua giọng đọc của nhà thơ Yevtushenko và một trung tâm tương tác «Chiến tranh và Holocaust». Đây là nơi hướng dẫn viên nên hạ giọng, để khách tự lắng lại.</w:t>
+      </w:r>
+    </w:p>
+    <w:p>
+      <w:pPr>
+        <w:jc w:val="both"/>
+      </w:pPr>
+      <w:r>
+        <w:t>Chặng cuối đưa khách qua thời hậu chiến và đương đại: khu tái hiện «kho lưu trữ KGB» với tài liệu tương tác, một buồng giam Lubyanka và căn bếp căn hộ Xô-viết thập niên 1970; rồi khu «Từ Cải tổ tới nay»; và khép lại bằng khu «Đời sống Do Thái: Lịch sử và Hiện đại» sử dụng công nghệ hologram kiểu «Pepper's ghost» để chuyển tiếp giữa các thời đại. Cách kể: kết thúc bằng chính câu hỏi mà bảo tàng đặt ra — 'làm một người Do Thái ở nước Nga nghĩa là gì?'.</w:t>
+      </w:r>
+    </w:p>
+    <w:p>
+      <w:pPr>
+        <w:pStyle w:val="Heading1"/>
+      </w:pPr>
+      <w:r>
+        <w:rPr>
+          <w:color w:val="152C4E"/>
+        </w:rPr>
+        <w:t>Những hiện vật kể chuyện người</w:t>
+      </w:r>
+    </w:p>
+    <w:p>
+      <w:pPr>
+        <w:jc w:val="both"/>
+      </w:pPr>
+      <w:r>
+        <w:t>Điều đặc biệt của bảo tàng này là ngay cả những cỗ máy chiến tranh khổng lồ cũng được chọn vì một câu chuyện con người phía sau. Nắm được các câu chuyện ấy, hướng dẫn viên sẽ biến một hiện vật 'bằng sắt thép' thành một khoảnh khắc lay động.</w:t>
+      </w:r>
+    </w:p>
+    <w:p>
+      <w:pPr>
+        <w:jc w:val="both"/>
+      </w:pPr>
+      <w:r>
+        <w:t>Chiếc xe tăng T-34 — biểu tượng chiến thắng của Hồng quân — được đặt trong khu chiến tranh không phải ngẫu nhiên: nó gợi nhắc Isaak Moiseevich Zaltsman (I-xắc Dan-xman), vị giám đốc nhà máy xe tăng (được mệnh danh 'Vua xe tăng') tổ chức sản xuất T-34 trong chiến tranh, vốn là người Do Thái. Cách kể: hãy hỏi khách 'vì sao một bảo tàng Do Thái lại trưng xe tăng Liên Xô?' rồi hé lộ câu trả lời — một cách mở chuyện rất cuốn.</w:t>
+      </w:r>
+    </w:p>
+    <w:p>
+      <w:pPr>
+        <w:jc w:val="both"/>
+      </w:pPr>
+      <w:r>
+        <w:t>Cạnh đó, chiếc máy bay gỗ Po-2 (còn gọi U-2) nhỏ bé lại gắn với Polina Gelman (Pô-li-na Ghen-man) — người phụ nữ Do Thái duy nhất được phong Anh hùng Liên Xô, một nữ phi công/hoa tiêu trong các phi đội ném bom đêm. Cách kể: đặt cạnh cỗ T-34 đồ sộ, chiếc máy bay mong manh này cho thấy 'anh hùng' có nhiều dáng vẻ, và phụ nữ Do Thái cũng góp mặt ở tuyến đầu.</w:t>
+      </w:r>
+    </w:p>
+    <w:p>
+      <w:pPr>
+        <w:jc w:val="both"/>
+      </w:pPr>
+      <w:r>
+        <w:t>Ở khu «Chiến tranh và Cách mạng», những tác phẩm của Marc Chagall — hoạ sĩ gốc Vitebsk với thế giới mộng mơ đầy dê bay, tình nhân và mái nhà nghiêng — là cầu nối giữa nghệ thuật tiên phong và bản sắc Do Thái. Cách kể: nhắc khách rằng Chagall từng thiết kế sân khấu cho Nhà hát Do Thái Moskva, nối mảng hội hoạ này với chủ đề sân khấu Nga.</w:t>
+      </w:r>
+    </w:p>
+    <w:p>
+      <w:pPr>
+        <w:jc w:val="both"/>
+      </w:pPr>
+      <w:r>
+        <w:t>Cuối cùng, đừng bỏ qua sức nặng của những 'hiện vật vô hình': giọng đọc «Babi Yar» của Yevtushenko trong khu Holocaust, những đoạn phỏng vấn nhân chứng sống, và quán cà phê Fanconi tái dựng nơi khách 'nghe' được nhịp sống Odessa xưa. Chính triết lý 'bảo tàng không đồ vật' khiến mỗi màn hình, mỗi âm thanh trở thành một hiện vật kể chuyện — và nhiệm vụ của hướng dẫn viên là chỉ cho khách biết dừng lại ở đâu để lắng nghe.</w:t>
+      </w:r>
+    </w:p>
+    <w:p>
+      <w:pPr>
+        <w:pStyle w:val="Heading1"/>
+      </w:pPr>
+      <w:r>
+        <w:rPr>
+          <w:color w:val="152C4E"/>
+        </w:rPr>
+        <w:t>Bốn thiết chế trong một mái nhà</w:t>
+      </w:r>
+    </w:p>
+    <w:p>
+      <w:pPr>
+        <w:jc w:val="both"/>
+      </w:pPr>
+      <w:r>
+        <w:t>Đúng như tên gọi, đây không chỉ là một bảo tàng mà là một quần thể gồm nhiều thiết chế hoạt động song song dưới cùng một mái nhà ga-ra. Biết rõ từng bộ phận giúp hướng dẫn viên tư vấn cho khách nên dành thời gian cho phần nào tuỳ nhóm đối tượng.</w:t>
+      </w:r>
+    </w:p>
+    <w:p>
+      <w:pPr>
+        <w:jc w:val="both"/>
+      </w:pPr>
+      <w:r>
+        <w:t>Trung tâm Khoan dung (Tolerance Center) là một sàn hoạt động độc lập, trang bị dày đặc thiết bị tương tác và các bàn cảm ứng/iPad, hướng tới giáo dục về đối thoại, tôn trọng khác biệt và chống thù hận. Chất lượng giáo dục của trung tâm từng được UNESCO trao giải năm 2016. Cách kể: đây là phần đặc biệt hợp với học sinh, sinh viên và các đoàn gia đình.</w:t>
+      </w:r>
+    </w:p>
+    <w:p>
+      <w:pPr>
+        <w:jc w:val="both"/>
+      </w:pPr>
+      <w:r>
+        <w:t>Trung tâm dành cho trẻ em biến văn hoá Do Thái thành trò chơi khám phá, rất thân thiện với gia đình có con nhỏ; trong khi Trung tâm Nghệ thuật Tiên phong (Center for Avant-Garde) nằm trên gác lửng lại dành cho người yêu mỹ thuật hiện đại, tổ chức các trưng bày chuyên đề về nghệ thuật tiên phong Nga đầu thế kỷ 20.</w:t>
+      </w:r>
+    </w:p>
+    <w:p>
+      <w:pPr>
+        <w:jc w:val="both"/>
+      </w:pPr>
+      <w:r>
+        <w:t>Một không gian lặng lẽ nhưng quan trọng là khu tưởng niệm Holocaust — nơi để tưởng nhớ các nạn nhân, tách khỏi nhịp sôi động của phần trưng bày tương tác. Hướng dẫn viên nên nhắc khách giữ sự trang nghiêm khi bước vào khu vực này.</w:t>
+      </w:r>
+    </w:p>
+    <w:p>
+      <w:pPr>
+        <w:jc w:val="both"/>
+      </w:pPr>
+      <w:r>
+        <w:t>Cuối cùng là Thư viện Schneerson (Shne-e-rơ-xon) — bộ sưu tập sách và bản thảo Do Thái quý hiếm do các đời giáo trưởng dòng Lubavitch (Chabad) gây dựng, được đưa về giữ tại bảo tàng và trở thành một chi nhánh của Thư viện Nhà nước Nga từ năm 2013. Đây từng là tâm điểm một vụ tranh chấp pháp lý quốc tế kéo dài giữa phong trào Chabad và nước Nga. Lưu ý thực tế: thư viện mở cho công dân Nga và người nước ngoài từ 18 tuổi theo quy chế riêng, nên khách muốn vào tra cứu cần tìm hiểu thủ tục trước.</w:t>
       </w:r>
     </w:p>
     <w:p>
@@ -905,6 +1082,66 @@
       </w:r>
     </w:p>
     <w:p>
+      <w:r>
+        <w:rPr>
+          <w:sz w:val="22"/>
+        </w:rPr>
+        <w:t xml:space="preserve">• Trưng bày thường trực (Постоянная экспозиция) — Bảo tàng Do Thái (jewish-museum.ru) — </w:t>
+      </w:r>
+      <w:r>
+        <w:rPr>
+          <w:color w:val="204A86"/>
+          <w:sz w:val="20"/>
+        </w:rPr>
+        <w:t>https://www.jewish-museum.ru/about-the-museum/permanent-exhibition/</w:t>
+      </w:r>
+    </w:p>
+    <w:p>
+      <w:r>
+        <w:rPr>
+          <w:sz w:val="22"/>
+        </w:rPr>
+        <w:t xml:space="preserve">• Bản đồ bảo tàng (Карта музея) — jewish-museum.ru — </w:t>
+      </w:r>
+      <w:r>
+        <w:rPr>
+          <w:color w:val="204A86"/>
+          <w:sz w:val="20"/>
+        </w:rPr>
+        <w:t>https://www.jewish-museum.ru/about-the-museum/map-of-museum/</w:t>
+      </w:r>
+    </w:p>
+    <w:p>
+      <w:r>
+        <w:rPr>
+          <w:sz w:val="22"/>
+        </w:rPr>
+        <w:t xml:space="preserve">• From shtetl to spectacle at the Russian Jewish Museum — The Art Newspaper — </w:t>
+      </w:r>
+      <w:r>
+        <w:rPr>
+          <w:color w:val="204A86"/>
+          <w:sz w:val="20"/>
+        </w:rPr>
+        <w:t>https://www.theartnewspaper.com/2012/12/01/from-shtetl-to-spectacle-at-the-russian-jewish-museum-and-centre-of-tolerance</w:t>
+      </w:r>
+    </w:p>
+    <w:p>
+      <w:r>
+        <w:rPr>
+          <w:sz w:val="22"/>
+        </w:rPr>
+        <w:t xml:space="preserve">• Jewish Museum and Tolerance Center — Ralph Appelbaum Associates (RAA) — </w:t>
+      </w:r>
+      <w:r>
+        <w:rPr>
+          <w:color w:val="204A86"/>
+          <w:sz w:val="20"/>
+        </w:rPr>
+        <w:t>https://raai.com/project/jewish-museum-and-tolerance-center/</w:t>
+      </w:r>
+    </w:p>
+    <w:p>
       <w:pPr>
         <w:pStyle w:val="Heading2"/>
       </w:pPr>
@@ -972,11 +1209,29 @@
     <w:p>
       <w:r>
         <w:rPr>
+          <w:color w:val="5C6773"/>
+          <w:sz w:val="20"/>
+        </w:rPr>
+        <w:t>Trang chính thức jewish-museum.ru, mục «Постоянная экспозиция» (Trưng bày thường trực) — trình tự ~12–13 khu: rạp «Начало» (phim 4D «Истоки» ~10 phút, hiệu ứng nước Biển Đỏ/gió sa mạc, VR 360° Đền Thờ Thứ hai); Di cư (tiếng Yiddish); Do Thái giáo (vật phẩm nghi lễ); Shtetl (chợ, nhà, giáo đường — khu trung tâm với 'dải thời gian' quanh chu vi); Thành phố/Đế chế Nga (quán cà phê Fanconi ở Odessa, bàn cảm ứng); Chiến tranh &amp; Cách mạng (tranh Chagall); Liên Xô (bàn ngôi sao tương tác); Holocaust &amp; Thế chiến II (màn panorama lớn nhất, xe tăng T-34, máy bay Po-2, «Babi Yar»); Hậu chiến («kho lưu trữ KGB», buồng giam Lubyanka, căn hộ Xô-viết 1970); Từ Cải tổ tới nay; Đời sống Do Thái hiện đại (hologram «Pepper's ghost»).</w:t>
+      </w:r>
+    </w:p>
+    <w:p>
+      <w:r>
+        <w:rPr>
+          <w:color w:val="5C6773"/>
+          <w:sz w:val="20"/>
+        </w:rPr>
+        <w:t>The Art Newspaper («From shtetl to spectacle», 01/12/2012) — trưng bày ~8.500 m², ~12 gian do Ralph Appelbaum Associates thiết kế; xe tăng T-34 được trưng bày vì giám đốc nhà máy xe tăng Isaak Moiseevich Zaltsman là người Do Thái; máy bay gỗ Po-2 gắn với Polina Gelman — người phụ nữ Do Thái duy nhất được phong Anh hùng Liên Xô; quán cà phê Fanconi (Odessa); một giáo đường được tái dựng trong trưng bày; phim mở đầu «Истоки»/«The Origins» ~10 phút.</w:t>
+      </w:r>
+    </w:p>
+    <w:p>
+      <w:r>
+        <w:rPr>
           <w:i/>
           <w:color w:val="5C6773"/>
           <w:sz w:val="18"/>
         </w:rPr>
-        <w:t>Tài liệu nội bộ — không dùng cho mục đích public. Biên soạn nguyên gốc, có dẫn nguồn. Cập nhật 2026-08-11.</w:t>
+        <w:t>Tài liệu nội bộ — không dùng cho mục đích public. Biên soạn nguyên gốc, có dẫn nguồn. Cập nhật 2026-09-28.</w:t>
       </w:r>
     </w:p>
     <w:sectPr>
